--- a/data/exports/kcet-carboxylic-acids-and-its-derivatives_revision_notes.docx
+++ b/data/exports/kcet-carboxylic-acids-and-its-derivatives_revision_notes.docx
@@ -164,10 +164,10 @@
             <w:r>
               <w:rPr>
                 <w:b/>
-                <w:color w:val="2B6CB0"/>
+                <w:color w:val="718096"/>
                 <w:sz w:val="19"/>
               </w:rPr>
-              <w:t>High</w:t>
+              <w:t>Moderate</w:t>
             </w:r>
           </w:p>
         </w:tc>
@@ -189,7 +189,7 @@
                 <w:color w:val="2D3748"/>
                 <w:sz w:val="19"/>
               </w:rPr>
-              <w:t>Kcet Carboxylic Acids And Its Derivatives - Core Application</w:t>
+              <w:t>Oxidation, Reduction &amp; Identification Tests</w:t>
             </w:r>
           </w:p>
         </w:tc>
@@ -209,7 +209,7 @@
               <w:rPr>
                 <w:sz w:val="19"/>
               </w:rPr>
-              <w:t>11 PYQs</w:t>
+              <w:t>6 PYQs</w:t>
             </w:r>
           </w:p>
         </w:tc>
@@ -230,7 +230,94 @@
                 <w:color w:val="718096"/>
                 <w:sz w:val="19"/>
               </w:rPr>
-              <w:t>General Concept</w:t>
+              <w:t>Tests &amp; Reductions</w:t>
+            </w:r>
+          </w:p>
+        </w:tc>
+      </w:tr>
+      <w:tr>
+        <w:tc>
+          <w:tcPr>
+            <w:tcW w:type="dxa" w:w="2160"/>
+            <w:shd w:fill="FFFFFF"/>
+            <w:tcMar>
+              <w:top w:w="80" w:type="dxa"/>
+              <w:bottom w:w="80" w:type="dxa"/>
+              <w:left w:w="150" w:type="dxa"/>
+              <w:right w:w="150" w:type="dxa"/>
+            </w:tcMar>
+          </w:tcPr>
+          <w:p>
+            <w:r>
+              <w:rPr>
+                <w:b/>
+                <w:color w:val="718096"/>
+                <w:sz w:val="19"/>
+              </w:rPr>
+              <w:t>Moderate</w:t>
+            </w:r>
+          </w:p>
+        </w:tc>
+        <w:tc>
+          <w:tcPr>
+            <w:tcW w:type="dxa" w:w="4320"/>
+            <w:shd w:fill="FFFFFF"/>
+            <w:tcMar>
+              <w:top w:w="80" w:type="dxa"/>
+              <w:bottom w:w="80" w:type="dxa"/>
+              <w:left w:w="150" w:type="dxa"/>
+              <w:right w:w="150" w:type="dxa"/>
+            </w:tcMar>
+          </w:tcPr>
+          <w:p>
+            <w:r>
+              <w:rPr>
+                <w:b/>
+                <w:color w:val="2D3748"/>
+                <w:sz w:val="19"/>
+              </w:rPr>
+              <w:t>Nucleophilic Addition &amp; Carbonyl Condensation</w:t>
+            </w:r>
+          </w:p>
+        </w:tc>
+        <w:tc>
+          <w:tcPr>
+            <w:tcW w:type="dxa" w:w="1728"/>
+            <w:shd w:fill="FFFFFF"/>
+            <w:tcMar>
+              <w:top w:w="80" w:type="dxa"/>
+              <w:bottom w:w="80" w:type="dxa"/>
+              <w:left w:w="150" w:type="dxa"/>
+              <w:right w:w="150" w:type="dxa"/>
+            </w:tcMar>
+          </w:tcPr>
+          <w:p>
+            <w:r>
+              <w:rPr>
+                <w:sz w:val="19"/>
+              </w:rPr>
+              <w:t>5 PYQs</w:t>
+            </w:r>
+          </w:p>
+        </w:tc>
+        <w:tc>
+          <w:tcPr>
+            <w:tcW w:type="dxa" w:w="1872"/>
+            <w:shd w:fill="FFFFFF"/>
+            <w:tcMar>
+              <w:top w:w="80" w:type="dxa"/>
+              <w:bottom w:w="80" w:type="dxa"/>
+              <w:left w:w="150" w:type="dxa"/>
+              <w:right w:w="150" w:type="dxa"/>
+            </w:tcMar>
+          </w:tcPr>
+          <w:p>
+            <w:r>
+              <w:rPr>
+                <w:color w:val="718096"/>
+                <w:sz w:val="19"/>
+              </w:rPr>
+              <w:t>Carbonyl Reactions</w:t>
             </w:r>
           </w:p>
         </w:tc>
@@ -311,6 +398,98 @@
           </w:p>
         </w:tc>
       </w:tr>
+      <w:tr>
+        <w:tc>
+          <w:tcPr>
+            <w:tcW w:type="dxa" w:w="3600"/>
+            <w:shd w:fill="F7FAFC"/>
+            <w:tcMar>
+              <w:top w:w="100" w:type="dxa"/>
+              <w:bottom w:w="100" w:type="dxa"/>
+              <w:left w:w="150" w:type="dxa"/>
+              <w:right w:w="150" w:type="dxa"/>
+            </w:tcMar>
+          </w:tcPr>
+          <w:p>
+            <w:r>
+              <w:rPr>
+                <w:b/>
+                <w:color w:val="1A365D"/>
+                <w:sz w:val="19"/>
+              </w:rPr>
+              <w:t>Oxidation, Reduction &amp; Identification Tests</w:t>
+            </w:r>
+          </w:p>
+        </w:tc>
+        <w:tc>
+          <w:tcPr>
+            <w:tcW w:type="dxa" w:w="6480"/>
+            <w:shd w:fill="F7FAFC"/>
+            <w:tcMar>
+              <w:top w:w="100" w:type="dxa"/>
+              <w:bottom w:w="100" w:type="dxa"/>
+              <w:left w:w="150" w:type="dxa"/>
+              <w:right w:w="150" w:type="dxa"/>
+            </w:tcMar>
+          </w:tcPr>
+          <w:p>
+            <w:r>
+              <w:rPr>
+                <w:rFonts w:ascii="Cambria Math" w:hAnsi="Cambria Math"/>
+                <w:color w:val="2D3748"/>
+                <w:sz w:val="19"/>
+              </w:rPr>
+              <w:t>\text{Iodoform test is positive for } \text{CH}_3\text{CO-} \text{ or } \text{CH}_3\text{CH(OH)- groups} \implies \text{CHI}_3 \text{ (yellow ppt)}</w:t>
+            </w:r>
+          </w:p>
+        </w:tc>
+      </w:tr>
+      <w:tr>
+        <w:tc>
+          <w:tcPr>
+            <w:tcW w:type="dxa" w:w="3600"/>
+            <w:shd w:fill="FFFFFF"/>
+            <w:tcMar>
+              <w:top w:w="100" w:type="dxa"/>
+              <w:bottom w:w="100" w:type="dxa"/>
+              <w:left w:w="150" w:type="dxa"/>
+              <w:right w:w="150" w:type="dxa"/>
+            </w:tcMar>
+          </w:tcPr>
+          <w:p>
+            <w:r>
+              <w:rPr>
+                <w:b/>
+                <w:color w:val="1A365D"/>
+                <w:sz w:val="19"/>
+              </w:rPr>
+              <w:t>Nucleophilic Addition &amp; Carbonyl Condensation</w:t>
+            </w:r>
+          </w:p>
+        </w:tc>
+        <w:tc>
+          <w:tcPr>
+            <w:tcW w:type="dxa" w:w="6480"/>
+            <w:shd w:fill="FFFFFF"/>
+            <w:tcMar>
+              <w:top w:w="100" w:type="dxa"/>
+              <w:bottom w:w="100" w:type="dxa"/>
+              <w:left w:w="150" w:type="dxa"/>
+              <w:right w:w="150" w:type="dxa"/>
+            </w:tcMar>
+          </w:tcPr>
+          <w:p>
+            <w:r>
+              <w:rPr>
+                <w:rFonts w:ascii="Cambria Math" w:hAnsi="Cambria Math"/>
+                <w:color w:val="2D3748"/>
+                <w:sz w:val="19"/>
+              </w:rPr>
+              <w:t>\text{Aldol: Requires } \alpha\text{-H} \to \alpha,\beta\text{-unsaturated carbonyl}, \quad \text{Cannizzaro: No } \alpha\text{-H} \to \text{Alcohol} + \text{Carboxylate salt}</w:t>
+            </w:r>
+          </w:p>
+        </w:tc>
+      </w:tr>
     </w:tbl>
     <w:p>
       <w:pPr>
@@ -338,7 +517,7 @@
           <w:color w:val="2B6CB0"/>
           <w:sz w:val="24"/>
         </w:rPr>
-        <w:t>3.1 Kcet Carboxylic Acids And Its Derivatives - Core Application (High Yield — 11 PYQs)</w:t>
+        <w:t>3.1 Oxidation, Reduction &amp; Identification Tests (Moderate Yield — 6 PYQs)</w:t>
       </w:r>
     </w:p>
     <w:p>
@@ -353,7 +532,7 @@
         <w:rPr>
           <w:sz w:val="20"/>
         </w:rPr>
-        <w:t>Key problem pattern in Kcet Carboxylic Acids And Its Derivatives.</w:t>
+        <w:t>Silver mirror Tollens' test, Fehling's cuprous reduction, yellow iodoform precipitation, Clemmensen (Zn-Hg/HCl), and Wolff-Kishner (NH_2NH_2/KOH) carbonyl deoxygenation.</w:t>
       </w:r>
     </w:p>
     <w:tbl>
@@ -391,7 +570,7 @@
                 <w:color w:val="2D3748"/>
                 <w:sz w:val="19"/>
               </w:rPr>
-              <w:t>Watch for algebraic and sign errors.</w:t>
+              <w:t>Benzaldehyde reduces Tollens' reagent to give silver mirror, but does NOT reduce Fehling's solution!</w:t>
             </w:r>
           </w:p>
         </w:tc>
@@ -432,7 +611,7 @@
                 <w:color w:val="2D3748"/>
                 <w:sz w:val="19"/>
               </w:rPr>
-              <w:t>Verify dimensions and boundary conditions.</w:t>
+              <w:t>Clemmensen reduction is suitable for acid-stable compounds. For acid-sensitive carbonyls, use Wolff-Kishner reduction (basic medium).</w:t>
             </w:r>
           </w:p>
         </w:tc>
@@ -488,6 +667,187 @@
           <w:b/>
           <w:sz w:val="18"/>
         </w:rPr>
+        <w:t xml:space="preserve">[2025 Shift] Q#3 (MCQ): </w:t>
+      </w:r>
+      <w:r>
+        <w:rPr>
+          <w:sz w:val="18"/>
+        </w:rPr>
+        <w:t xml:space="preserve">"Which of the following has most acidic Hydrogen ?..."  </w:t>
+      </w:r>
+      <w:r>
+        <w:rPr>
+          <w:b/>
+          <w:color w:val="2B6CB0"/>
+          <w:sz w:val="18"/>
+        </w:rPr>
+        <w:t>[Ans: N/A]</w:t>
+      </w:r>
+    </w:p>
+    <w:p>
+      <w:pPr>
+        <w:pStyle w:val="ListBullet"/>
+        <w:spacing w:after="40"/>
+      </w:pPr>
+      <w:r>
+        <w:rPr>
+          <w:b/>
+          <w:sz w:val="18"/>
+        </w:rPr>
+        <w:t xml:space="preserve">[2022 Shift] Q#1 (MCQ): </w:t>
+      </w:r>
+      <w:r>
+        <w:rPr>
+          <w:sz w:val="18"/>
+        </w:rPr>
+        <w:t xml:space="preserve">"Ethanoic acid undergoes Hell-Volhard Zelinsky reaction but methanoic acid does not, because of..."  </w:t>
+      </w:r>
+      <w:r>
+        <w:rPr>
+          <w:b/>
+          <w:color w:val="2B6CB0"/>
+          <w:sz w:val="18"/>
+        </w:rPr>
+        <w:t>[Ans: N/A]</w:t>
+      </w:r>
+    </w:p>
+    <w:p>
+      <w:pPr>
+        <w:spacing w:after="120"/>
+      </w:pPr>
+    </w:p>
+    <w:p>
+      <w:pPr>
+        <w:pStyle w:val="Heading2"/>
+      </w:pPr>
+      <w:r>
+        <w:rPr>
+          <w:color w:val="2B6CB0"/>
+          <w:sz w:val="24"/>
+        </w:rPr>
+        <w:t>3.2 Nucleophilic Addition &amp; Carbonyl Condensation (Moderate Yield — 5 PYQs)</w:t>
+      </w:r>
+    </w:p>
+    <w:p>
+      <w:r>
+        <w:rPr>
+          <w:b/>
+          <w:sz w:val="20"/>
+        </w:rPr>
+        <w:t xml:space="preserve">Core Principle: </w:t>
+      </w:r>
+      <w:r>
+        <w:rPr>
+          <w:sz w:val="20"/>
+        </w:rPr>
+        <w:t>Reversible nucleophilic additions, Aldol condensation mechanism, and Cannizzaro disproportionation of non-enolizable aldehydes.</w:t>
+      </w:r>
+    </w:p>
+    <w:tbl>
+      <w:tblPr>
+        <w:tblW w:type="auto" w:w="0"/>
+        <w:jc w:val="center"/>
+        <w:tblLook w:firstColumn="1" w:firstRow="1" w:lastColumn="0" w:lastRow="0" w:noHBand="0" w:noVBand="1" w:val="04A0"/>
+      </w:tblPr>
+      <w:tblGrid>
+        <w:gridCol w:w="10080"/>
+      </w:tblGrid>
+      <w:tr>
+        <w:tc>
+          <w:tcPr>
+            <w:tcW w:type="dxa" w:w="10080"/>
+            <w:shd w:fill="FFF5F5"/>
+            <w:tcMar>
+              <w:top w:w="100" w:type="dxa"/>
+              <w:bottom w:w="100" w:type="dxa"/>
+              <w:left w:w="150" w:type="dxa"/>
+              <w:right w:w="150" w:type="dxa"/>
+            </w:tcMar>
+          </w:tcPr>
+          <w:p>
+            <w:r>
+              <w:rPr>
+                <w:b/>
+                <w:color w:val="C53030"/>
+                <w:sz w:val="19"/>
+              </w:rPr>
+              <w:t xml:space="preserve">⚠️ Common Trap / JEE Pitfall: </w:t>
+            </w:r>
+            <w:r>
+              <w:rPr>
+                <w:color w:val="2D3748"/>
+                <w:sz w:val="19"/>
+              </w:rPr>
+              <w:t>Benzaldehyde and Formaldehyde lack α-hydrogen atoms, so they undergo CANNIZZARO reaction with concentrated NaOH, NOT Aldol condensation!</w:t>
+            </w:r>
+          </w:p>
+        </w:tc>
+      </w:tr>
+    </w:tbl>
+    <w:tbl>
+      <w:tblPr>
+        <w:tblW w:type="auto" w:w="0"/>
+        <w:jc w:val="center"/>
+        <w:tblLook w:firstColumn="1" w:firstRow="1" w:lastColumn="0" w:lastRow="0" w:noHBand="0" w:noVBand="1" w:val="04A0"/>
+      </w:tblPr>
+      <w:tblGrid>
+        <w:gridCol w:w="10080"/>
+      </w:tblGrid>
+      <w:tr>
+        <w:tc>
+          <w:tcPr>
+            <w:tcW w:type="dxa" w:w="10080"/>
+            <w:shd w:fill="F0FFF4"/>
+            <w:tcMar>
+              <w:top w:w="100" w:type="dxa"/>
+              <w:bottom w:w="100" w:type="dxa"/>
+              <w:left w:w="150" w:type="dxa"/>
+              <w:right w:w="150" w:type="dxa"/>
+            </w:tcMar>
+          </w:tcPr>
+          <w:p>
+            <w:r>
+              <w:rPr>
+                <w:b/>
+                <w:color w:val="276749"/>
+                <w:sz w:val="19"/>
+              </w:rPr>
+              <w:t xml:space="preserve">💡 Speed Hack / Trick: </w:t>
+            </w:r>
+            <w:r>
+              <w:rPr>
+                <w:color w:val="2D3748"/>
+                <w:sz w:val="19"/>
+              </w:rPr>
+              <w:t>Reactivity toward nucleophilic addition: HCHO &gt; CH_3CHO &gt; CH_3COCH_3 (decreases with steric crowding and +I electron donation).</w:t>
+            </w:r>
+          </w:p>
+        </w:tc>
+      </w:tr>
+    </w:tbl>
+    <w:p>
+      <w:pPr>
+        <w:spacing w:before="120" w:after="40"/>
+      </w:pPr>
+      <w:r>
+        <w:rPr>
+          <w:b/>
+          <w:color w:val="1A365D"/>
+          <w:sz w:val="19"/>
+        </w:rPr>
+        <w:t>Source PYQs testing this concept:</w:t>
+      </w:r>
+    </w:p>
+    <w:p>
+      <w:pPr>
+        <w:pStyle w:val="ListBullet"/>
+        <w:spacing w:after="40"/>
+      </w:pPr>
+      <w:r>
+        <w:rPr>
+          <w:b/>
+          <w:sz w:val="18"/>
+        </w:rPr>
         <w:t xml:space="preserve">[2025 Shift] Q#2 (MCQ): </w:t>
       </w:r>
       <w:r>
@@ -515,13 +875,40 @@
           <w:b/>
           <w:sz w:val="18"/>
         </w:rPr>
-        <w:t xml:space="preserve">[2025 Shift] Q#3 (MCQ): </w:t>
+        <w:t xml:space="preserve">[2022 Shift] Q#4 (MCQ): </w:t>
       </w:r>
       <w:r>
         <w:rPr>
           <w:sz w:val="18"/>
         </w:rPr>
-        <w:t xml:space="preserve">"Which of the following has most acidic Hydrogen ?..."  </w:t>
+        <w:t xml:space="preserve">"Reaction by which benzaldehyde cannot be prepared is..."  </w:t>
+      </w:r>
+      <w:r>
+        <w:rPr>
+          <w:b/>
+          <w:color w:val="2B6CB0"/>
+          <w:sz w:val="18"/>
+        </w:rPr>
+        <w:t>[Ans: N/A]</w:t>
+      </w:r>
+    </w:p>
+    <w:p>
+      <w:pPr>
+        <w:pStyle w:val="ListBullet"/>
+        <w:spacing w:after="40"/>
+      </w:pPr>
+      <w:r>
+        <w:rPr>
+          <w:b/>
+          <w:sz w:val="18"/>
+        </w:rPr>
+        <w:t xml:space="preserve">[2021 Shift] Q#2 (MCQ): </w:t>
+      </w:r>
+      <w:r>
+        <w:rPr>
+          <w:sz w:val="18"/>
+        </w:rPr>
+        <w:t xml:space="preserve">"In set of reactions, identify D $CH_{3}COOH\overset{SOCl_{2}}{\rightarrow \le ftarrow}A\rightarrow \le ftarrow_{\text{Anhy.}AlCl_{3}}^{\te..."  </w:t>
       </w:r>
       <w:r>
         <w:rPr>
@@ -660,6 +1047,127 @@
               <w:t>Solution Analysis:</w:t>
               <w:br/>
               <w:t>Carboxylic acids are more acidic than phenols because their conjugate base is more resonance stabilised. So the correct option is: Option D: More resonance stabilisation of their conjugate base When a carboxylic acid loses a proton, it forms a carboxylate ion: RCOOH → RCOO^-+H^+ In the carboxylate ion, the negative charge is delocalised equally over two oxygen atoms: R-C(=O)-O^-↔R-C(-O^-)=O Both resonance structures are equivalent, so the carboxylate ion is highly stable. Phenol also forms a conjugate base, called phenoxide ion: C_(6)H_(5)OH → C_(6)H_(5)O^-+H^+ In phenoxide ion, the negative charge is delocalised into the benzene ring, but the resonance structures are not equivalent. Also, in some resonance forms, the negative charge comes on carbon atoms, which is less stable than having it on oxygen. So, the conjugate base of carboxylic acid is more stable than the conjugate base of phenol. A more stable conjugate base means the acid can lose H^+ more easily. Hence, carboxylic acids are more acidic than phenols due to more resonance stabilisation of their conjugate base.</w:t>
+            </w:r>
+          </w:p>
+        </w:tc>
+      </w:tr>
+    </w:tbl>
+    <w:p>
+      <w:pPr>
+        <w:spacing w:after="120"/>
+      </w:pPr>
+    </w:p>
+    <w:p>
+      <w:pPr>
+        <w:spacing w:before="160" w:after="40"/>
+      </w:pPr>
+      <w:r>
+        <w:rPr>
+          <w:b/>
+          <w:color w:val="1A365D"/>
+          <w:sz w:val="22"/>
+        </w:rPr>
+        <w:t>Benchmark Problem 2: KCET 2025 (Q#2)</w:t>
+      </w:r>
+    </w:p>
+    <w:p>
+      <w:pPr>
+        <w:spacing w:after="80"/>
+      </w:pPr>
+      <w:r>
+        <w:rPr>
+          <w:sz w:val="20"/>
+        </w:rPr>
+        <w:t>Statement - I : Reduction of ester by DIABL-H followed by hydrolysis gives aldehyde. Statement - II : Oxidation of benzyl alcohol with aqueous KMnO_(4) leads to the formation to Benzaldehyde. Among the above statements, identify the correct statement.</w:t>
+      </w:r>
+    </w:p>
+    <w:p>
+      <w:pPr>
+        <w:pStyle w:val="ListBullet"/>
+        <w:spacing w:after="20"/>
+      </w:pPr>
+      <w:r>
+        <w:rPr>
+          <w:sz w:val="19"/>
+        </w:rPr>
+        <w:t>(A) Both statements - I and II are false</w:t>
+      </w:r>
+    </w:p>
+    <w:p>
+      <w:pPr>
+        <w:pStyle w:val="ListBullet"/>
+        <w:spacing w:after="20"/>
+      </w:pPr>
+      <w:r>
+        <w:rPr>
+          <w:sz w:val="19"/>
+        </w:rPr>
+        <w:t>(B) Statement - I is true but statement - II is false</w:t>
+      </w:r>
+    </w:p>
+    <w:p>
+      <w:pPr>
+        <w:pStyle w:val="ListBullet"/>
+        <w:spacing w:after="20"/>
+      </w:pPr>
+      <w:r>
+        <w:rPr>
+          <w:sz w:val="19"/>
+        </w:rPr>
+        <w:t>(C) Statement - I is false but statement - II is true</w:t>
+      </w:r>
+    </w:p>
+    <w:p>
+      <w:pPr>
+        <w:pStyle w:val="ListBullet"/>
+        <w:spacing w:after="20"/>
+      </w:pPr>
+      <w:r>
+        <w:rPr>
+          <w:sz w:val="19"/>
+        </w:rPr>
+        <w:t>(D) Both statements - I and II are true.</w:t>
+      </w:r>
+    </w:p>
+    <w:tbl>
+      <w:tblPr>
+        <w:tblW w:type="auto" w:w="0"/>
+        <w:jc w:val="center"/>
+        <w:tblLook w:firstColumn="1" w:firstRow="1" w:lastColumn="0" w:lastRow="0" w:noHBand="0" w:noVBand="1" w:val="04A0"/>
+      </w:tblPr>
+      <w:tblGrid>
+        <w:gridCol w:w="10080"/>
+      </w:tblGrid>
+      <w:tr>
+        <w:tc>
+          <w:tcPr>
+            <w:tcW w:type="dxa" w:w="10080"/>
+            <w:shd w:fill="F7FAFC"/>
+            <w:tcMar>
+              <w:top w:w="100" w:type="dxa"/>
+              <w:bottom w:w="100" w:type="dxa"/>
+              <w:left w:w="150" w:type="dxa"/>
+              <w:right w:w="150" w:type="dxa"/>
+            </w:tcMar>
+          </w:tcPr>
+          <w:p>
+            <w:r>
+              <w:rPr>
+                <w:b/>
+                <w:color w:val="1A365D"/>
+                <w:sz w:val="19"/>
+              </w:rPr>
+              <w:t>Correct Answer: None</w:t>
+              <w:br/>
+            </w:r>
+            <w:r>
+              <w:rPr>
+                <w:color w:val="2D3748"/>
+                <w:sz w:val="18"/>
+              </w:rPr>
+              <w:t>Solution Analysis:</w:t>
+              <w:br/>
+              <w:t>Statement I is true, and Statement II is false. DIBAL-H (diisobutylaluminium hydride) at low temperature selectively reduces an ester to the corresponding aldehyde upon work-up. Aqueous KMnO₄ oxidizes benzyl alcohol all the way to benzoic acid, not benzaldehyde. Answer: Option B.</w:t>
             </w:r>
           </w:p>
         </w:tc>

--- a/data/exports/kcet-carboxylic-acids-and-its-derivatives_revision_notes.docx
+++ b/data/exports/kcet-carboxylic-acids-and-its-derivatives_revision_notes.docx
@@ -13,7 +13,7 @@
           <w:color w:val="1A365D"/>
           <w:sz w:val="44"/>
         </w:rPr>
-        <w:t>JEE MAIN REVISION MASTER: CARBOXYLIC ACIDS AND ITS DERIVATIVES 2026 1 QUESTIONS 1.67% WEIGHTAGE ↓49.85%</w:t>
+        <w:t>JEE MAIN REVISION MASTER: CARBOXYLIC ACIDS AND ITS DERIVATIVES</w:t>
       </w:r>
     </w:p>
     <w:p>
@@ -667,13 +667,13 @@
           <w:b/>
           <w:sz w:val="18"/>
         </w:rPr>
-        <w:t xml:space="preserve">[2025 Shift] Q#3 (MCQ): </w:t>
+        <w:t xml:space="preserve">[2025 Shift] Q#2 (MCQ): </w:t>
       </w:r>
       <w:r>
         <w:rPr>
           <w:sz w:val="18"/>
         </w:rPr>
-        <w:t xml:space="preserve">"Which of the following has most acidic Hydrogen ?..."  </w:t>
+        <w:t xml:space="preserve">"Statement - I : Reduction of ester by DIABL-H followed by hydrolysis gives aldehyde. Statement - II : Oxidation of benzyl alcohol with aqueo..."  </w:t>
       </w:r>
       <w:r>
         <w:rPr>
@@ -848,13 +848,13 @@
           <w:b/>
           <w:sz w:val="18"/>
         </w:rPr>
-        <w:t xml:space="preserve">[2025 Shift] Q#2 (MCQ): </w:t>
+        <w:t xml:space="preserve">[2025 Shift] Q#3 (MCQ): </w:t>
       </w:r>
       <w:r>
         <w:rPr>
           <w:sz w:val="18"/>
         </w:rPr>
-        <w:t xml:space="preserve">"Statement - I : Reduction of ester by DIABL-H followed by hydrolysis gives aldehyde. Statement - II : Oxidation of benzyl alcohol with aqueo..."  </w:t>
+        <w:t xml:space="preserve">"Which of the following has most acidic Hydrogen ?..."  </w:t>
       </w:r>
       <w:r>
         <w:rPr>
@@ -902,13 +902,13 @@
           <w:b/>
           <w:sz w:val="18"/>
         </w:rPr>
-        <w:t xml:space="preserve">[2021 Shift] Q#2 (MCQ): </w:t>
+        <w:t xml:space="preserve">[2021 Shift] Q#4 (MCQ): </w:t>
       </w:r>
       <w:r>
         <w:rPr>
           <w:sz w:val="18"/>
         </w:rPr>
-        <w:t xml:space="preserve">"In set of reactions, identify D $CH_{3}COOH\overset{SOCl_{2}}{\rightarrow \le ftarrow}A\rightarrow \le ftarrow_{\text{Anhy.}AlCl_{3}}^{\te..."  </w:t>
+        <w:t xml:space="preserve">"The product ' A ' gives white precipitate when treated with bromine water. The product ' B ' is treated with barium hydroxide to give th..."  </w:t>
       </w:r>
       <w:r>
         <w:rPr>
@@ -1067,7 +1067,7 @@
           <w:color w:val="1A365D"/>
           <w:sz w:val="22"/>
         </w:rPr>
-        <w:t>Benchmark Problem 2: KCET 2025 (Q#2)</w:t>
+        <w:t>Benchmark Problem 2: KCET 2025 (Q#3)</w:t>
       </w:r>
     </w:p>
     <w:p>
@@ -1078,7 +1078,7 @@
         <w:rPr>
           <w:sz w:val="20"/>
         </w:rPr>
-        <w:t>Statement - I : Reduction of ester by DIABL-H followed by hydrolysis gives aldehyde. Statement - II : Oxidation of benzyl alcohol with aqueous KMnO_(4) leads to the formation to Benzaldehyde. Among the above statements, identify the correct statement.</w:t>
+        <w:t>Which of the following has most acidic Hydrogen ?</w:t>
       </w:r>
     </w:p>
     <w:p>
@@ -1090,7 +1090,7 @@
         <w:rPr>
           <w:sz w:val="19"/>
         </w:rPr>
-        <w:t>(A) Both statements - I and II are false</w:t>
+        <w:t>(A) Propanoic acid</w:t>
       </w:r>
     </w:p>
     <w:p>
@@ -1102,7 +1102,7 @@
         <w:rPr>
           <w:sz w:val="19"/>
         </w:rPr>
-        <w:t>(B) Statement - I is true but statement - II is false</w:t>
+        <w:t>(B) Dichloroacetic acid</w:t>
       </w:r>
     </w:p>
     <w:p>
@@ -1114,7 +1114,7 @@
         <w:rPr>
           <w:sz w:val="19"/>
         </w:rPr>
-        <w:t>(C) Statement - I is false but statement - II is true</w:t>
+        <w:t>(C) Trichloroacetic acid</w:t>
       </w:r>
     </w:p>
     <w:p>
@@ -1126,7 +1126,7 @@
         <w:rPr>
           <w:sz w:val="19"/>
         </w:rPr>
-        <w:t>(D) Both statements - I and II are true.</w:t>
+        <w:t>(D) Chloroacetic acid</w:t>
       </w:r>
     </w:p>
     <w:tbl>
@@ -1167,7 +1167,7 @@
               </w:rPr>
               <w:t>Solution Analysis:</w:t>
               <w:br/>
-              <w:t>Statement I is true, and Statement II is false. DIBAL-H (diisobutylaluminium hydride) at low temperature selectively reduces an ester to the corresponding aldehyde upon work-up. Aqueous KMnO₄ oxidizes benzyl alcohol all the way to benzoic acid, not benzaldehyde. Answer: Option B.</w:t>
+              <w:t>Trichloroacetic acid (Option C) is the strongest acid. Here’s why: Electron-withdrawing effect Chlorine atoms pull electron density away from the –COOH group, stabilizing the conjugate base (the carboxylate anion). More Cl → greater stabilization → stronger acid. Comparative pKa values Propanoic acid, CH₃CH₂COOH: pKa ≈ 4.87 Chloroacetic acid, ClCH₂COOH: pKa ≈ 2.86 Dichloroacetic acid, Cl₂CHCOOH: pKa ≈ 1.25 Trichloroacetic acid, CCl₃COOH: pKa ≈ 0.66 Since trichloroacetic acid has the lowest pKa, it donates its proton most readily and is thus the most acidic.</w:t>
             </w:r>
           </w:p>
         </w:tc>

--- a/data/exports/kcet-carboxylic-acids-and-its-derivatives_revision_notes.docx
+++ b/data/exports/kcet-carboxylic-acids-and-its-derivatives_revision_notes.docx
@@ -189,7 +189,7 @@
                 <w:color w:val="2D3748"/>
                 <w:sz w:val="19"/>
               </w:rPr>
-              <w:t>Oxidation, Reduction &amp; Identification Tests</w:t>
+              <w:t>Acidity of Carboxylic Acids &amp; Substituent Effects</w:t>
             </w:r>
           </w:p>
         </w:tc>
@@ -230,7 +230,7 @@
                 <w:color w:val="718096"/>
                 <w:sz w:val="19"/>
               </w:rPr>
-              <w:t>Tests &amp; Reductions</w:t>
+              <w:t>Acid-Base Properties</w:t>
             </w:r>
           </w:p>
         </w:tc>
@@ -276,7 +276,7 @@
                 <w:color w:val="2D3748"/>
                 <w:sz w:val="19"/>
               </w:rPr>
-              <w:t>Nucleophilic Addition &amp; Carbonyl Condensation</w:t>
+              <w:t>Reactions of Carboxylic Acids &amp; Derivatives</w:t>
             </w:r>
           </w:p>
         </w:tc>
@@ -296,7 +296,7 @@
               <w:rPr>
                 <w:sz w:val="19"/>
               </w:rPr>
-              <w:t>5 PYQs</w:t>
+              <w:t>6 PYQs</w:t>
             </w:r>
           </w:p>
         </w:tc>
@@ -317,7 +317,7 @@
                 <w:color w:val="718096"/>
                 <w:sz w:val="19"/>
               </w:rPr>
-              <w:t>Carbonyl Reactions</w:t>
+              <w:t>Syntheses &amp; Reactions</w:t>
             </w:r>
           </w:p>
         </w:tc>
@@ -417,7 +417,7 @@
                 <w:color w:val="1A365D"/>
                 <w:sz w:val="19"/>
               </w:rPr>
-              <w:t>Oxidation, Reduction &amp; Identification Tests</w:t>
+              <w:t>Acidity of Carboxylic Acids &amp; Substituent Effects</w:t>
             </w:r>
           </w:p>
         </w:tc>
@@ -439,7 +439,7 @@
                 <w:color w:val="2D3748"/>
                 <w:sz w:val="19"/>
               </w:rPr>
-              <w:t>\text{Iodoform test is positive for } \text{CH}_3\text{CO-} \text{ or } \text{CH}_3\text{CH(OH)- groups} \implies \text{CHI}_3 \text{ (yellow ppt)}</w:t>
+              <w:t>\text{Acidity: } \text{HCOOH} &gt; \text{CH}_3\text{COOH} &gt; \text{CH}_3\text{CH}_2\text{COOH}</w:t>
             </w:r>
           </w:p>
         </w:tc>
@@ -463,7 +463,7 @@
                 <w:color w:val="1A365D"/>
                 <w:sz w:val="19"/>
               </w:rPr>
-              <w:t>Nucleophilic Addition &amp; Carbonyl Condensation</w:t>
+              <w:t>Reactions of Carboxylic Acids &amp; Derivatives</w:t>
             </w:r>
           </w:p>
         </w:tc>
@@ -485,7 +485,7 @@
                 <w:color w:val="2D3748"/>
                 <w:sz w:val="19"/>
               </w:rPr>
-              <w:t>\text{Aldol: Requires } \alpha\text{-H} \to \alpha,\beta\text{-unsaturated carbonyl}, \quad \text{Cannizzaro: No } \alpha\text{-H} \to \text{Alcohol} + \text{Carboxylate salt}</w:t>
+              <w:t>\text{R-CH}_2\text{-COOH} \xrightarrow{\text{Br}_2 / \text{Red P}} \text{R-CH(Br)-COOH} \quad (\text{HVZ Reaction})</w:t>
             </w:r>
           </w:p>
         </w:tc>
@@ -517,7 +517,7 @@
           <w:color w:val="2B6CB0"/>
           <w:sz w:val="24"/>
         </w:rPr>
-        <w:t>3.1 Oxidation, Reduction &amp; Identification Tests (Moderate Yield — 6 PYQs)</w:t>
+        <w:t>3.1 Acidity of Carboxylic Acids &amp; Substituent Effects (Moderate Yield — 6 PYQs)</w:t>
       </w:r>
     </w:p>
     <w:p>
@@ -532,7 +532,7 @@
         <w:rPr>
           <w:sz w:val="20"/>
         </w:rPr>
-        <w:t>Silver mirror Tollens' test, Fehling's cuprous reduction, yellow iodoform precipitation, Clemmensen (Zn-Hg/HCl), and Wolff-Kishner (NH_2NH_2/KOH) carbonyl deoxygenation.</w:t>
+        <w:t>Carboxylic acids are much more acidic than phenols because the negative charge in carboxylate ion is delocalized over two highly electronegative oxygen atoms. Electron withdrawing groups (-I, -M) increase acidity; electron donating groups (+I, +M) decrease acidity.</w:t>
       </w:r>
     </w:p>
     <w:tbl>
@@ -570,7 +570,7 @@
                 <w:color w:val="2D3748"/>
                 <w:sz w:val="19"/>
               </w:rPr>
-              <w:t>Benzaldehyde reduces Tollens' reagent to give silver mirror, but does NOT reduce Fehling's solution!</w:t>
+              <w:t>Formic acid (HCOOH) is more acidic than acetic acid (extCH_3 extCOOH) because the methyl group exerts an acid-weakening +I effect.</w:t>
             </w:r>
           </w:p>
         </w:tc>
@@ -611,7 +611,7 @@
                 <w:color w:val="2D3748"/>
                 <w:sz w:val="19"/>
               </w:rPr>
-              <w:t>Clemmensen reduction is suitable for acid-stable compounds. For acid-sensitive carbonyls, use Wolff-Kishner reduction (basic medium).</w:t>
+              <w:t>Carboxylic acids effervesce with NaHCO_3 (liberating CO_2 gas), whereas phenols (except picric acid) do not.</w:t>
             </w:r>
           </w:p>
         </w:tc>
@@ -655,6 +655,187 @@
           <w:sz w:val="18"/>
         </w:rPr>
         <w:t>[Ans: N/A]</w:t>
+      </w:r>
+    </w:p>
+    <w:p>
+      <w:pPr>
+        <w:pStyle w:val="ListBullet"/>
+        <w:spacing w:after="40"/>
+      </w:pPr>
+      <w:r>
+        <w:rPr>
+          <w:b/>
+          <w:sz w:val="18"/>
+        </w:rPr>
+        <w:t xml:space="preserve">[2025 Shift] Q#3 (MCQ): </w:t>
+      </w:r>
+      <w:r>
+        <w:rPr>
+          <w:sz w:val="18"/>
+        </w:rPr>
+        <w:t xml:space="preserve">"Which of the following has most acidic Hydrogen ?..."  </w:t>
+      </w:r>
+      <w:r>
+        <w:rPr>
+          <w:b/>
+          <w:color w:val="2B6CB0"/>
+          <w:sz w:val="18"/>
+        </w:rPr>
+        <w:t>[Ans: N/A]</w:t>
+      </w:r>
+    </w:p>
+    <w:p>
+      <w:pPr>
+        <w:pStyle w:val="ListBullet"/>
+        <w:spacing w:after="40"/>
+      </w:pPr>
+      <w:r>
+        <w:rPr>
+          <w:b/>
+          <w:sz w:val="18"/>
+        </w:rPr>
+        <w:t xml:space="preserve">[2021 Shift] Q#3 (MCQ): </w:t>
+      </w:r>
+      <w:r>
+        <w:rPr>
+          <w:sz w:val="18"/>
+        </w:rPr>
+        <w:t xml:space="preserve">"The reagent which can do the conversion CH_(3)COOH → CH_(3)-CH_(2)-OH is..."  </w:t>
+      </w:r>
+      <w:r>
+        <w:rPr>
+          <w:b/>
+          <w:color w:val="2B6CB0"/>
+          <w:sz w:val="18"/>
+        </w:rPr>
+        <w:t>[Ans: N/A]</w:t>
+      </w:r>
+    </w:p>
+    <w:p>
+      <w:pPr>
+        <w:spacing w:after="120"/>
+      </w:pPr>
+    </w:p>
+    <w:p>
+      <w:pPr>
+        <w:pStyle w:val="Heading2"/>
+      </w:pPr>
+      <w:r>
+        <w:rPr>
+          <w:color w:val="2B6CB0"/>
+          <w:sz w:val="24"/>
+        </w:rPr>
+        <w:t>3.2 Reactions of Carboxylic Acids &amp; Derivatives (Moderate Yield — 6 PYQs)</w:t>
+      </w:r>
+    </w:p>
+    <w:p>
+      <w:r>
+        <w:rPr>
+          <w:b/>
+          <w:sz w:val="20"/>
+        </w:rPr>
+        <w:t xml:space="preserve">Core Principle: </w:t>
+      </w:r>
+      <w:r>
+        <w:rPr>
+          <w:sz w:val="20"/>
+        </w:rPr>
+        <w:t>HVZ reaction: α-halogenation of carboxylic acids with X_2 / Red P. Decarboxylation with soda lime (extNaOH + CaO, 3:1) yields alkane with one fewer carbon. Reduction of esters with DIBAL-H at low temperature gives aldehydes selectively.</w:t>
+      </w:r>
+    </w:p>
+    <w:tbl>
+      <w:tblPr>
+        <w:tblW w:type="auto" w:w="0"/>
+        <w:jc w:val="center"/>
+        <w:tblLook w:firstColumn="1" w:firstRow="1" w:lastColumn="0" w:lastRow="0" w:noHBand="0" w:noVBand="1" w:val="04A0"/>
+      </w:tblPr>
+      <w:tblGrid>
+        <w:gridCol w:w="10080"/>
+      </w:tblGrid>
+      <w:tr>
+        <w:tc>
+          <w:tcPr>
+            <w:tcW w:type="dxa" w:w="10080"/>
+            <w:shd w:fill="FFF5F5"/>
+            <w:tcMar>
+              <w:top w:w="100" w:type="dxa"/>
+              <w:bottom w:w="100" w:type="dxa"/>
+              <w:left w:w="150" w:type="dxa"/>
+              <w:right w:w="150" w:type="dxa"/>
+            </w:tcMar>
+          </w:tcPr>
+          <w:p>
+            <w:r>
+              <w:rPr>
+                <w:b/>
+                <w:color w:val="C53030"/>
+                <w:sz w:val="19"/>
+              </w:rPr>
+              <w:t xml:space="preserve">⚠️ Common Trap / JEE Pitfall: </w:t>
+            </w:r>
+            <w:r>
+              <w:rPr>
+                <w:color w:val="2D3748"/>
+                <w:sz w:val="19"/>
+              </w:rPr>
+              <w:t>Benzoic acid and formic acid cannot undergo HVZ reaction because they possess no α-hydrogens.</w:t>
+            </w:r>
+          </w:p>
+        </w:tc>
+      </w:tr>
+    </w:tbl>
+    <w:tbl>
+      <w:tblPr>
+        <w:tblW w:type="auto" w:w="0"/>
+        <w:jc w:val="center"/>
+        <w:tblLook w:firstColumn="1" w:firstRow="1" w:lastColumn="0" w:lastRow="0" w:noHBand="0" w:noVBand="1" w:val="04A0"/>
+      </w:tblPr>
+      <w:tblGrid>
+        <w:gridCol w:w="10080"/>
+      </w:tblGrid>
+      <w:tr>
+        <w:tc>
+          <w:tcPr>
+            <w:tcW w:type="dxa" w:w="10080"/>
+            <w:shd w:fill="F0FFF4"/>
+            <w:tcMar>
+              <w:top w:w="100" w:type="dxa"/>
+              <w:bottom w:w="100" w:type="dxa"/>
+              <w:left w:w="150" w:type="dxa"/>
+              <w:right w:w="150" w:type="dxa"/>
+            </w:tcMar>
+          </w:tcPr>
+          <w:p>
+            <w:r>
+              <w:rPr>
+                <w:b/>
+                <w:color w:val="276749"/>
+                <w:sz w:val="19"/>
+              </w:rPr>
+              <w:t xml:space="preserve">💡 Speed Hack / Trick: </w:t>
+            </w:r>
+            <w:r>
+              <w:rPr>
+                <w:color w:val="2D3748"/>
+                <w:sz w:val="19"/>
+              </w:rPr>
+              <w:t>DIBAL-H reduces esters and nitriles to aldehydes, not to alcohols or amines.</w:t>
+            </w:r>
+          </w:p>
+        </w:tc>
+      </w:tr>
+    </w:tbl>
+    <w:p>
+      <w:pPr>
+        <w:spacing w:before="120" w:after="40"/>
+      </w:pPr>
+      <w:r>
+        <w:rPr>
+          <w:b/>
+          <w:color w:val="1A365D"/>
+          <w:sz w:val="19"/>
+        </w:rPr>
+        <w:t>Source PYQs testing this concept:</w:t>
       </w:r>
     </w:p>
     <w:p>
@@ -713,160 +894,6 @@
     </w:p>
     <w:p>
       <w:pPr>
-        <w:spacing w:after="120"/>
-      </w:pPr>
-    </w:p>
-    <w:p>
-      <w:pPr>
-        <w:pStyle w:val="Heading2"/>
-      </w:pPr>
-      <w:r>
-        <w:rPr>
-          <w:color w:val="2B6CB0"/>
-          <w:sz w:val="24"/>
-        </w:rPr>
-        <w:t>3.2 Nucleophilic Addition &amp; Carbonyl Condensation (Moderate Yield — 5 PYQs)</w:t>
-      </w:r>
-    </w:p>
-    <w:p>
-      <w:r>
-        <w:rPr>
-          <w:b/>
-          <w:sz w:val="20"/>
-        </w:rPr>
-        <w:t xml:space="preserve">Core Principle: </w:t>
-      </w:r>
-      <w:r>
-        <w:rPr>
-          <w:sz w:val="20"/>
-        </w:rPr>
-        <w:t>Reversible nucleophilic additions, Aldol condensation mechanism, and Cannizzaro disproportionation of non-enolizable aldehydes.</w:t>
-      </w:r>
-    </w:p>
-    <w:tbl>
-      <w:tblPr>
-        <w:tblW w:type="auto" w:w="0"/>
-        <w:jc w:val="center"/>
-        <w:tblLook w:firstColumn="1" w:firstRow="1" w:lastColumn="0" w:lastRow="0" w:noHBand="0" w:noVBand="1" w:val="04A0"/>
-      </w:tblPr>
-      <w:tblGrid>
-        <w:gridCol w:w="10080"/>
-      </w:tblGrid>
-      <w:tr>
-        <w:tc>
-          <w:tcPr>
-            <w:tcW w:type="dxa" w:w="10080"/>
-            <w:shd w:fill="FFF5F5"/>
-            <w:tcMar>
-              <w:top w:w="100" w:type="dxa"/>
-              <w:bottom w:w="100" w:type="dxa"/>
-              <w:left w:w="150" w:type="dxa"/>
-              <w:right w:w="150" w:type="dxa"/>
-            </w:tcMar>
-          </w:tcPr>
-          <w:p>
-            <w:r>
-              <w:rPr>
-                <w:b/>
-                <w:color w:val="C53030"/>
-                <w:sz w:val="19"/>
-              </w:rPr>
-              <w:t xml:space="preserve">⚠️ Common Trap / JEE Pitfall: </w:t>
-            </w:r>
-            <w:r>
-              <w:rPr>
-                <w:color w:val="2D3748"/>
-                <w:sz w:val="19"/>
-              </w:rPr>
-              <w:t>Benzaldehyde and Formaldehyde lack α-hydrogen atoms, so they undergo CANNIZZARO reaction with concentrated NaOH, NOT Aldol condensation!</w:t>
-            </w:r>
-          </w:p>
-        </w:tc>
-      </w:tr>
-    </w:tbl>
-    <w:tbl>
-      <w:tblPr>
-        <w:tblW w:type="auto" w:w="0"/>
-        <w:jc w:val="center"/>
-        <w:tblLook w:firstColumn="1" w:firstRow="1" w:lastColumn="0" w:lastRow="0" w:noHBand="0" w:noVBand="1" w:val="04A0"/>
-      </w:tblPr>
-      <w:tblGrid>
-        <w:gridCol w:w="10080"/>
-      </w:tblGrid>
-      <w:tr>
-        <w:tc>
-          <w:tcPr>
-            <w:tcW w:type="dxa" w:w="10080"/>
-            <w:shd w:fill="F0FFF4"/>
-            <w:tcMar>
-              <w:top w:w="100" w:type="dxa"/>
-              <w:bottom w:w="100" w:type="dxa"/>
-              <w:left w:w="150" w:type="dxa"/>
-              <w:right w:w="150" w:type="dxa"/>
-            </w:tcMar>
-          </w:tcPr>
-          <w:p>
-            <w:r>
-              <w:rPr>
-                <w:b/>
-                <w:color w:val="276749"/>
-                <w:sz w:val="19"/>
-              </w:rPr>
-              <w:t xml:space="preserve">💡 Speed Hack / Trick: </w:t>
-            </w:r>
-            <w:r>
-              <w:rPr>
-                <w:color w:val="2D3748"/>
-                <w:sz w:val="19"/>
-              </w:rPr>
-              <w:t>Reactivity toward nucleophilic addition: HCHO &gt; CH_3CHO &gt; CH_3COCH_3 (decreases with steric crowding and +I electron donation).</w:t>
-            </w:r>
-          </w:p>
-        </w:tc>
-      </w:tr>
-    </w:tbl>
-    <w:p>
-      <w:pPr>
-        <w:spacing w:before="120" w:after="40"/>
-      </w:pPr>
-      <w:r>
-        <w:rPr>
-          <w:b/>
-          <w:color w:val="1A365D"/>
-          <w:sz w:val="19"/>
-        </w:rPr>
-        <w:t>Source PYQs testing this concept:</w:t>
-      </w:r>
-    </w:p>
-    <w:p>
-      <w:pPr>
-        <w:pStyle w:val="ListBullet"/>
-        <w:spacing w:after="40"/>
-      </w:pPr>
-      <w:r>
-        <w:rPr>
-          <w:b/>
-          <w:sz w:val="18"/>
-        </w:rPr>
-        <w:t xml:space="preserve">[2025 Shift] Q#3 (MCQ): </w:t>
-      </w:r>
-      <w:r>
-        <w:rPr>
-          <w:sz w:val="18"/>
-        </w:rPr>
-        <w:t xml:space="preserve">"Which of the following has most acidic Hydrogen ?..."  </w:t>
-      </w:r>
-      <w:r>
-        <w:rPr>
-          <w:b/>
-          <w:color w:val="2B6CB0"/>
-          <w:sz w:val="18"/>
-        </w:rPr>
-        <w:t>[Ans: N/A]</w:t>
-      </w:r>
-    </w:p>
-    <w:p>
-      <w:pPr>
         <w:pStyle w:val="ListBullet"/>
         <w:spacing w:after="40"/>
       </w:pPr>
@@ -882,33 +909,6 @@
           <w:sz w:val="18"/>
         </w:rPr>
         <w:t xml:space="preserve">"Reaction by which benzaldehyde cannot be prepared is..."  </w:t>
-      </w:r>
-      <w:r>
-        <w:rPr>
-          <w:b/>
-          <w:color w:val="2B6CB0"/>
-          <w:sz w:val="18"/>
-        </w:rPr>
-        <w:t>[Ans: N/A]</w:t>
-      </w:r>
-    </w:p>
-    <w:p>
-      <w:pPr>
-        <w:pStyle w:val="ListBullet"/>
-        <w:spacing w:after="40"/>
-      </w:pPr>
-      <w:r>
-        <w:rPr>
-          <w:b/>
-          <w:sz w:val="18"/>
-        </w:rPr>
-        <w:t xml:space="preserve">[2021 Shift] Q#4 (MCQ): </w:t>
-      </w:r>
-      <w:r>
-        <w:rPr>
-          <w:sz w:val="18"/>
-        </w:rPr>
-        <w:t xml:space="preserve">"The product ' A ' gives white precipitate when treated with bromine water. The product ' B ' is treated with barium hydroxide to give th..."  </w:t>
       </w:r>
       <w:r>
         <w:rPr>
@@ -1067,7 +1067,7 @@
           <w:color w:val="1A365D"/>
           <w:sz w:val="22"/>
         </w:rPr>
-        <w:t>Benchmark Problem 2: KCET 2025 (Q#3)</w:t>
+        <w:t>Benchmark Problem 2: KCET 2025 (Q#2)</w:t>
       </w:r>
     </w:p>
     <w:p>
@@ -1078,7 +1078,7 @@
         <w:rPr>
           <w:sz w:val="20"/>
         </w:rPr>
-        <w:t>Which of the following has most acidic Hydrogen ?</w:t>
+        <w:t>Statement - I : Reduction of ester by DIABL-H followed by hydrolysis gives aldehyde. Statement - II : Oxidation of benzyl alcohol with aqueous KMnO_(4) leads to the formation to Benzaldehyde. Among the above statements, identify the correct statement.</w:t>
       </w:r>
     </w:p>
     <w:p>
@@ -1090,7 +1090,7 @@
         <w:rPr>
           <w:sz w:val="19"/>
         </w:rPr>
-        <w:t>(A) Propanoic acid</w:t>
+        <w:t>(A) Both statements - I and II are false</w:t>
       </w:r>
     </w:p>
     <w:p>
@@ -1102,7 +1102,7 @@
         <w:rPr>
           <w:sz w:val="19"/>
         </w:rPr>
-        <w:t>(B) Dichloroacetic acid</w:t>
+        <w:t>(B) Statement - I is true but statement - II is false</w:t>
       </w:r>
     </w:p>
     <w:p>
@@ -1114,7 +1114,7 @@
         <w:rPr>
           <w:sz w:val="19"/>
         </w:rPr>
-        <w:t>(C) Trichloroacetic acid</w:t>
+        <w:t>(C) Statement - I is false but statement - II is true</w:t>
       </w:r>
     </w:p>
     <w:p>
@@ -1126,7 +1126,7 @@
         <w:rPr>
           <w:sz w:val="19"/>
         </w:rPr>
-        <w:t>(D) Chloroacetic acid</w:t>
+        <w:t>(D) Both statements - I and II are true.</w:t>
       </w:r>
     </w:p>
     <w:tbl>
@@ -1167,7 +1167,7 @@
               </w:rPr>
               <w:t>Solution Analysis:</w:t>
               <w:br/>
-              <w:t>Trichloroacetic acid (Option C) is the strongest acid. Here’s why: Electron-withdrawing effect Chlorine atoms pull electron density away from the –COOH group, stabilizing the conjugate base (the carboxylate anion). More Cl → greater stabilization → stronger acid. Comparative pKa values Propanoic acid, CH₃CH₂COOH: pKa ≈ 4.87 Chloroacetic acid, ClCH₂COOH: pKa ≈ 2.86 Dichloroacetic acid, Cl₂CHCOOH: pKa ≈ 1.25 Trichloroacetic acid, CCl₃COOH: pKa ≈ 0.66 Since trichloroacetic acid has the lowest pKa, it donates its proton most readily and is thus the most acidic.</w:t>
+              <w:t>Statement I is true, and Statement II is false. DIBAL-H (diisobutylaluminium hydride) at low temperature selectively reduces an ester to the corresponding aldehyde upon work-up. Aqueous KMnO₄ oxidizes benzyl alcohol all the way to benzoic acid, not benzaldehyde. Answer: Option B.</w:t>
             </w:r>
           </w:p>
         </w:tc>
